--- a/a7/build/out/u4/A7 4.02  Lesson Plan.docx
+++ b/a7/build/out/u4/A7 4.02  Lesson Plan.docx
@@ -4540,7 +4540,7 @@
                 <w:color w:val="1A1A1A"/>
                 <w:sz w:val="18"/>
               </w:rPr>
-              <w:t>]; (C) the coefficients were added instead of multiplied [8.NSO.1.5: the operation is multiplication]; (D) the exponents were subtracted [8.NSO.1.5: multiplication adds the exponents]</w:t>
+              <w:t>]; (C) the coefficients were added instead of multiplied [8.NSO.1.5: the operation is multiplication]; (D) the exponents were subtracted, 4 − 5 [8.NSO.1.5: multiplication adds the exponents]</w:t>
             </w:r>
           </w:p>
         </w:tc>

--- a/a7/build/out/u4/A7 4.02  Lesson Plan.docx
+++ b/a7/build/out/u4/A7 4.02  Lesson Plan.docx
@@ -5143,7 +5143,7 @@
                 <w:color w:val="1A1A1A"/>
                 <w:sz w:val="18"/>
               </w:rPr>
-              <w:t>4.2 — the coefficients were subtracted, or divided the wrong way round [8.NSO.1.5]; 0.5 — 4.2 ÷ 8.4 instead of 8.4 ÷ 4.2</w:t>
+              <w:t>4.2 — the coefficients were subtracted, 8.4 − 4.2 [8.NSO.1.5: the coefficients divide]; 0.5 — 4.2 ÷ 8.4 instead of 8.4 ÷ 4.2</w:t>
             </w:r>
           </w:p>
         </w:tc>

--- a/a7/build/out/u4/A7 4.02  Lesson Plan.docx
+++ b/a7/build/out/u4/A7 4.02  Lesson Plan.docx
@@ -563,91 +563,134 @@
         </w:rPr>
       </w:r>
     </w:p>
+    <w:tbl>
+      <w:tblPr>
+        <w:tblLayout w:type="fixed"/>
+        <w:tblLook w:firstColumn="1" w:firstRow="1" w:lastColumn="0" w:lastRow="0" w:noHBand="0" w:noVBand="1" w:val="04A0"/>
+        <w:tblLayout w:type="fixed"/>
+        <w:tblW w:w="9360" w:type="dxa"/>
+      </w:tblPr>
+      <w:tblGrid>
+        <w:gridCol w:w="9360"/>
+      </w:tblGrid>
+      <w:tr>
+        <w:trPr>
+          <w:cantSplit/>
+        </w:trPr>
+        <w:tc>
+          <w:tcPr>
+            <w:tcW w:type="dxa" w:w="9360"/>
+            <w:tcBorders>
+              <w:top w:val="nil"/>
+              <w:left w:val="nil"/>
+              <w:bottom w:val="nil"/>
+              <w:right w:val="nil"/>
+            </w:tcBorders>
+            <w:tcMar>
+              <w:top w:w="0" w:type="dxa"/>
+              <w:left w:w="0" w:type="dxa"/>
+              <w:bottom w:w="0" w:type="dxa"/>
+              <w:right w:w="0" w:type="dxa"/>
+            </w:tcMar>
+          </w:tcPr>
+          <w:p>
+            <w:pPr>
+              <w:keepNext/>
+              <w:spacing w:before="200" w:after="120"/>
+              <w:pBdr>
+                <w:bottom w:val="single" w:sz="8" w:space="2" w:color="1A1A1A"/>
+              </w:pBdr>
+            </w:pPr>
+            <w:r>
+              <w:rPr>
+                <w:b/>
+                <w:i w:val="0"/>
+                <w:color w:val="1A1A1A"/>
+                <w:sz w:val="24"/>
+              </w:rPr>
+              <w:t>2.  Standards</w:t>
+            </w:r>
+          </w:p>
+          <w:p>
+            <w:pPr>
+              <w:spacing w:before="40" w:after="80"/>
+            </w:pPr>
+            <w:r>
+              <w:rPr>
+                <w:b/>
+                <w:i w:val="0"/>
+                <w:color w:val="1A1A1A"/>
+                <w:sz w:val="21"/>
+              </w:rPr>
+              <w:t>MA.8.NSO.1.5</w:t>
+            </w:r>
+            <w:r>
+              <w:rPr>
+                <w:b w:val="0"/>
+                <w:i w:val="0"/>
+                <w:color w:val="1A1A1A"/>
+                <w:sz w:val="21"/>
+              </w:rPr>
+              <w:t xml:space="preserve">  Add, subtract, multiply and divide numbers expressed in scientific notation with procedural fluency.</w:t>
+            </w:r>
+          </w:p>
+          <w:p>
+            <w:pPr>
+              <w:spacing w:before="0" w:after="60"/>
+            </w:pPr>
+            <w:r>
+              <w:rPr>
+                <w:b/>
+                <w:i w:val="0"/>
+                <w:color w:val="1A1A1A"/>
+                <w:sz w:val="21"/>
+              </w:rPr>
+              <w:t>Must.</w:t>
+            </w:r>
+            <w:r>
+              <w:rPr>
+                <w:b w:val="0"/>
+                <w:i w:val="0"/>
+                <w:color w:val="1A1A1A"/>
+                <w:sz w:val="21"/>
+              </w:rPr>
+              <w:t xml:space="preserve">  Multiply and divide numbers written in scientific notation with procedural fluency, and write every answer with a coefficient at least 1 and less than 10.</w:t>
+            </w:r>
+          </w:p>
+          <w:p>
+            <w:pPr>
+              <w:spacing w:before="0" w:after="80"/>
+            </w:pPr>
+            <w:r>
+              <w:rPr>
+                <w:b/>
+                <w:i w:val="0"/>
+                <w:color w:val="1A1A1A"/>
+                <w:sz w:val="21"/>
+              </w:rPr>
+              <w:t>Must not.</w:t>
+            </w:r>
+            <w:r>
+              <w:rPr>
+                <w:b w:val="0"/>
+                <w:i w:val="0"/>
+                <w:color w:val="1A1A1A"/>
+                <w:sz w:val="21"/>
+              </w:rPr>
+              <w:t xml:space="preserve">  No within-2 limit applies here — that clarification is about addition and subtraction only, and the contrast with 4.01 is the point of the day. Significant digits are 4.04.</w:t>
+            </w:r>
+          </w:p>
+        </w:tc>
+      </w:tr>
+    </w:tbl>
     <w:p>
       <w:pPr>
-        <w:keepNext/>
-        <w:spacing w:before="200" w:after="120"/>
-        <w:pBdr>
-          <w:bottom w:val="single" w:sz="8" w:space="2" w:color="1A1A1A"/>
-        </w:pBdr>
+        <w:spacing w:after="0" w:before="0" w:line="20" w:lineRule="exact"/>
       </w:pPr>
       <w:r>
         <w:rPr>
-          <w:b/>
-          <w:i w:val="0"/>
-          <w:color w:val="1A1A1A"/>
-          <w:sz w:val="24"/>
+          <w:sz w:val="2"/>
         </w:rPr>
-        <w:t>2.  Standards</w:t>
-      </w:r>
-    </w:p>
-    <w:p>
-      <w:pPr>
-        <w:spacing w:before="40" w:after="80"/>
-      </w:pPr>
-      <w:r>
-        <w:rPr>
-          <w:b/>
-          <w:i w:val="0"/>
-          <w:color w:val="1A1A1A"/>
-          <w:sz w:val="21"/>
-        </w:rPr>
-        <w:t>MA.8.NSO.1.5</w:t>
-      </w:r>
-      <w:r>
-        <w:rPr>
-          <w:b w:val="0"/>
-          <w:i w:val="0"/>
-          <w:color w:val="1A1A1A"/>
-          <w:sz w:val="21"/>
-        </w:rPr>
-        <w:t xml:space="preserve">  Add, subtract, multiply and divide numbers expressed in scientific notation with procedural fluency.</w:t>
-      </w:r>
-    </w:p>
-    <w:p>
-      <w:pPr>
-        <w:spacing w:before="0" w:after="60"/>
-      </w:pPr>
-      <w:r>
-        <w:rPr>
-          <w:b/>
-          <w:i w:val="0"/>
-          <w:color w:val="1A1A1A"/>
-          <w:sz w:val="21"/>
-        </w:rPr>
-        <w:t>Must.</w:t>
-      </w:r>
-      <w:r>
-        <w:rPr>
-          <w:b w:val="0"/>
-          <w:i w:val="0"/>
-          <w:color w:val="1A1A1A"/>
-          <w:sz w:val="21"/>
-        </w:rPr>
-        <w:t xml:space="preserve">  Multiply and divide numbers written in scientific notation with procedural fluency, and write every answer with a coefficient at least 1 and less than 10.</w:t>
-      </w:r>
-    </w:p>
-    <w:p>
-      <w:pPr>
-        <w:spacing w:before="0" w:after="80"/>
-      </w:pPr>
-      <w:r>
-        <w:rPr>
-          <w:b/>
-          <w:i w:val="0"/>
-          <w:color w:val="1A1A1A"/>
-          <w:sz w:val="21"/>
-        </w:rPr>
-        <w:t>Must not.</w:t>
-      </w:r>
-      <w:r>
-        <w:rPr>
-          <w:b w:val="0"/>
-          <w:i w:val="0"/>
-          <w:color w:val="1A1A1A"/>
-          <w:sz w:val="21"/>
-        </w:rPr>
-        <w:t xml:space="preserve">  No within-2 limit applies here — that clarification is about addition and subtraction only, and the contrast with 4.01 is the point of the day. Significant digits are 4.04.</w:t>
       </w:r>
     </w:p>
     <w:p>
@@ -719,6 +762,7 @@
           </w:tcPr>
           <w:p>
             <w:pPr>
+              <w:keepNext/>
               <w:spacing w:after="0"/>
               <w:jc w:val="center"/>
             </w:pPr>
@@ -752,6 +796,7 @@
           </w:tcPr>
           <w:p>
             <w:pPr>
+              <w:keepNext/>
               <w:spacing w:after="0"/>
               <w:jc w:val="center"/>
             </w:pPr>
@@ -785,6 +830,7 @@
           </w:tcPr>
           <w:p>
             <w:pPr>
+              <w:keepNext/>
               <w:spacing w:after="0"/>
               <w:jc w:val="center"/>
             </w:pPr>
@@ -1143,114 +1189,157 @@
         </w:rPr>
       </w:r>
     </w:p>
+    <w:tbl>
+      <w:tblPr>
+        <w:tblLayout w:type="fixed"/>
+        <w:tblLook w:firstColumn="1" w:firstRow="1" w:lastColumn="0" w:lastRow="0" w:noHBand="0" w:noVBand="1" w:val="04A0"/>
+        <w:tblLayout w:type="fixed"/>
+        <w:tblW w:w="9360" w:type="dxa"/>
+      </w:tblPr>
+      <w:tblGrid>
+        <w:gridCol w:w="9360"/>
+      </w:tblGrid>
+      <w:tr>
+        <w:trPr>
+          <w:cantSplit/>
+        </w:trPr>
+        <w:tc>
+          <w:tcPr>
+            <w:tcW w:type="dxa" w:w="9360"/>
+            <w:tcBorders>
+              <w:top w:val="nil"/>
+              <w:left w:val="nil"/>
+              <w:bottom w:val="nil"/>
+              <w:right w:val="nil"/>
+            </w:tcBorders>
+            <w:tcMar>
+              <w:top w:w="0" w:type="dxa"/>
+              <w:left w:w="0" w:type="dxa"/>
+              <w:bottom w:w="0" w:type="dxa"/>
+              <w:right w:w="0" w:type="dxa"/>
+            </w:tcMar>
+          </w:tcPr>
+          <w:p>
+            <w:pPr>
+              <w:keepNext/>
+              <w:spacing w:before="200" w:after="120"/>
+              <w:pBdr>
+                <w:bottom w:val="single" w:sz="8" w:space="2" w:color="1A1A1A"/>
+              </w:pBdr>
+            </w:pPr>
+            <w:r>
+              <w:rPr>
+                <w:b/>
+                <w:i w:val="0"/>
+                <w:color w:val="1A1A1A"/>
+                <w:sz w:val="24"/>
+              </w:rPr>
+              <w:t>4.  Learning Target and Essential Question</w:t>
+            </w:r>
+          </w:p>
+          <w:p>
+            <w:pPr>
+              <w:spacing w:before="40" w:after="60"/>
+            </w:pPr>
+            <w:r>
+              <w:rPr>
+                <w:b/>
+                <w:i w:val="0"/>
+                <w:color w:val="1A1A1A"/>
+                <w:sz w:val="21"/>
+              </w:rPr>
+              <w:t>Learning target.</w:t>
+            </w:r>
+            <w:r>
+              <w:rPr>
+                <w:b w:val="0"/>
+                <w:i w:val="0"/>
+                <w:color w:val="1A1A1A"/>
+                <w:sz w:val="21"/>
+              </w:rPr>
+              <w:t xml:space="preserve">  I can multiply and divide two numbers written in scientific notation, and write the answer in scientific notation.</w:t>
+            </w:r>
+          </w:p>
+          <w:p>
+            <w:pPr>
+              <w:spacing w:before="0" w:after="60"/>
+            </w:pPr>
+            <w:r>
+              <w:rPr>
+                <w:b/>
+                <w:i w:val="0"/>
+                <w:color w:val="1A1A1A"/>
+                <w:sz w:val="21"/>
+              </w:rPr>
+              <w:t>Essential question.</w:t>
+            </w:r>
+            <w:r>
+              <w:rPr>
+                <w:b w:val="0"/>
+                <w:i w:val="0"/>
+                <w:color w:val="1A1A1A"/>
+                <w:sz w:val="21"/>
+              </w:rPr>
+              <w:t xml:space="preserve">  Why must the powers of ten match to add, but not to multiply?</w:t>
+            </w:r>
+          </w:p>
+          <w:p>
+            <w:pPr>
+              <w:spacing w:before="0" w:after="40"/>
+            </w:pPr>
+            <w:r>
+              <w:rPr>
+                <w:b/>
+                <w:i w:val="0"/>
+                <w:color w:val="1A1A1A"/>
+                <w:sz w:val="20"/>
+              </w:rPr>
+              <w:t>Building on.</w:t>
+            </w:r>
+            <w:r>
+              <w:rPr>
+                <w:b w:val="0"/>
+                <w:i w:val="0"/>
+                <w:color w:val="1A1A1A"/>
+                <w:sz w:val="20"/>
+              </w:rPr>
+              <w:t xml:space="preserve">  4.01 — the coefficient rule and the finishing step; MA.7.NSO.1.1 and MA.8.NSO.1.3 (3.01–3.03) — the product and quotient of powers laws.</w:t>
+            </w:r>
+          </w:p>
+          <w:p>
+            <w:pPr>
+              <w:spacing w:before="0" w:after="80"/>
+            </w:pPr>
+            <w:r>
+              <w:rPr>
+                <w:b/>
+                <w:i w:val="0"/>
+                <w:color w:val="1A1A1A"/>
+                <w:sz w:val="20"/>
+              </w:rPr>
+              <w:t>Working toward.</w:t>
+            </w:r>
+            <w:r>
+              <w:rPr>
+                <w:b w:val="0"/>
+                <w:i w:val="0"/>
+                <w:color w:val="1A1A1A"/>
+                <w:sz w:val="20"/>
+              </w:rPr>
+              <w:t xml:space="preserve">  4.04 — real-world problems and significant digits; MA.912.NSO.1 — operations with rational exponents in Algebra 1.</w:t>
+            </w:r>
+          </w:p>
+        </w:tc>
+      </w:tr>
+    </w:tbl>
     <w:p>
       <w:pPr>
-        <w:keepNext/>
-        <w:spacing w:before="200" w:after="120"/>
-        <w:pBdr>
-          <w:bottom w:val="single" w:sz="8" w:space="2" w:color="1A1A1A"/>
-        </w:pBdr>
+        <w:spacing w:after="0" w:before="0" w:line="20" w:lineRule="exact"/>
       </w:pPr>
       <w:r>
         <w:rPr>
-          <w:b/>
-          <w:i w:val="0"/>
-          <w:color w:val="1A1A1A"/>
-          <w:sz w:val="24"/>
+          <w:sz w:val="2"/>
         </w:rPr>
-        <w:t>4.  Learning Target and Essential Question</w:t>
-      </w:r>
-    </w:p>
-    <w:p>
-      <w:pPr>
-        <w:spacing w:before="40" w:after="60"/>
-      </w:pPr>
-      <w:r>
-        <w:rPr>
-          <w:b/>
-          <w:i w:val="0"/>
-          <w:color w:val="1A1A1A"/>
-          <w:sz w:val="21"/>
-        </w:rPr>
-        <w:t>Learning target.</w:t>
-      </w:r>
-      <w:r>
-        <w:rPr>
-          <w:b w:val="0"/>
-          <w:i w:val="0"/>
-          <w:color w:val="1A1A1A"/>
-          <w:sz w:val="21"/>
-        </w:rPr>
-        <w:t xml:space="preserve">  I can multiply and divide two numbers written in scientific notation, and write the answer in scientific notation.</w:t>
-      </w:r>
-    </w:p>
-    <w:p>
-      <w:pPr>
-        <w:spacing w:before="0" w:after="60"/>
-      </w:pPr>
-      <w:r>
-        <w:rPr>
-          <w:b/>
-          <w:i w:val="0"/>
-          <w:color w:val="1A1A1A"/>
-          <w:sz w:val="21"/>
-        </w:rPr>
-        <w:t>Essential question.</w:t>
-      </w:r>
-      <w:r>
-        <w:rPr>
-          <w:b w:val="0"/>
-          <w:i w:val="0"/>
-          <w:color w:val="1A1A1A"/>
-          <w:sz w:val="21"/>
-        </w:rPr>
-        <w:t xml:space="preserve">  Why must the powers of ten match to add, but not to multiply?</w:t>
-      </w:r>
-    </w:p>
-    <w:p>
-      <w:pPr>
-        <w:spacing w:before="0" w:after="40"/>
-      </w:pPr>
-      <w:r>
-        <w:rPr>
-          <w:b/>
-          <w:i w:val="0"/>
-          <w:color w:val="1A1A1A"/>
-          <w:sz w:val="20"/>
-        </w:rPr>
-        <w:t>Building on.</w:t>
-      </w:r>
-      <w:r>
-        <w:rPr>
-          <w:b w:val="0"/>
-          <w:i w:val="0"/>
-          <w:color w:val="1A1A1A"/>
-          <w:sz w:val="20"/>
-        </w:rPr>
-        <w:t xml:space="preserve">  4.01 — the coefficient rule and the finishing step; MA.7.NSO.1.1 and MA.8.NSO.1.3 (3.01–3.03) — the product and quotient of powers laws.</w:t>
-      </w:r>
-    </w:p>
-    <w:p>
-      <w:pPr>
-        <w:spacing w:before="0" w:after="80"/>
-      </w:pPr>
-      <w:r>
-        <w:rPr>
-          <w:b/>
-          <w:i w:val="0"/>
-          <w:color w:val="1A1A1A"/>
-          <w:sz w:val="20"/>
-        </w:rPr>
-        <w:t>Working toward.</w:t>
-      </w:r>
-      <w:r>
-        <w:rPr>
-          <w:b w:val="0"/>
-          <w:i w:val="0"/>
-          <w:color w:val="1A1A1A"/>
-          <w:sz w:val="20"/>
-        </w:rPr>
-        <w:t xml:space="preserve">  4.04 — real-world problems and significant digits; MA.912.NSO.1 — operations with rational exponents in Algebra 1.</w:t>
       </w:r>
     </w:p>
     <w:p>
@@ -1323,6 +1412,7 @@
           </w:tcPr>
           <w:p>
             <w:pPr>
+              <w:keepNext/>
               <w:spacing w:after="0"/>
               <w:jc w:val="center"/>
             </w:pPr>
@@ -1356,6 +1446,7 @@
           </w:tcPr>
           <w:p>
             <w:pPr>
+              <w:keepNext/>
               <w:spacing w:after="0"/>
               <w:jc w:val="center"/>
             </w:pPr>
@@ -1389,6 +1480,7 @@
           </w:tcPr>
           <w:p>
             <w:pPr>
+              <w:keepNext/>
               <w:spacing w:after="0"/>
               <w:jc w:val="center"/>
             </w:pPr>
@@ -1422,6 +1514,7 @@
           </w:tcPr>
           <w:p>
             <w:pPr>
+              <w:keepNext/>
               <w:spacing w:after="0"/>
               <w:jc w:val="center"/>
             </w:pPr>
@@ -2849,91 +2942,134 @@
         </w:rPr>
       </w:r>
     </w:p>
+    <w:tbl>
+      <w:tblPr>
+        <w:tblLayout w:type="fixed"/>
+        <w:tblLook w:firstColumn="1" w:firstRow="1" w:lastColumn="0" w:lastRow="0" w:noHBand="0" w:noVBand="1" w:val="04A0"/>
+        <w:tblLayout w:type="fixed"/>
+        <w:tblW w:w="9360" w:type="dxa"/>
+      </w:tblPr>
+      <w:tblGrid>
+        <w:gridCol w:w="9360"/>
+      </w:tblGrid>
+      <w:tr>
+        <w:trPr>
+          <w:cantSplit/>
+        </w:trPr>
+        <w:tc>
+          <w:tcPr>
+            <w:tcW w:type="dxa" w:w="9360"/>
+            <w:tcBorders>
+              <w:top w:val="nil"/>
+              <w:left w:val="nil"/>
+              <w:bottom w:val="nil"/>
+              <w:right w:val="nil"/>
+            </w:tcBorders>
+            <w:tcMar>
+              <w:top w:w="0" w:type="dxa"/>
+              <w:left w:w="0" w:type="dxa"/>
+              <w:bottom w:w="0" w:type="dxa"/>
+              <w:right w:w="0" w:type="dxa"/>
+            </w:tcMar>
+          </w:tcPr>
+          <w:p>
+            <w:pPr>
+              <w:keepNext/>
+              <w:spacing w:before="200" w:after="120"/>
+              <w:pBdr>
+                <w:bottom w:val="single" w:sz="8" w:space="2" w:color="1A1A1A"/>
+              </w:pBdr>
+            </w:pPr>
+            <w:r>
+              <w:rPr>
+                <w:b/>
+                <w:i w:val="0"/>
+                <w:color w:val="1A1A1A"/>
+                <w:sz w:val="24"/>
+              </w:rPr>
+              <w:t>6.  Gradual Release</w:t>
+            </w:r>
+          </w:p>
+          <w:p>
+            <w:pPr>
+              <w:spacing w:before="40" w:after="60"/>
+            </w:pPr>
+            <w:r>
+              <w:rPr>
+                <w:b/>
+                <w:i w:val="0"/>
+                <w:color w:val="1A1A1A"/>
+                <w:sz w:val="21"/>
+              </w:rPr>
+              <w:t>I do.</w:t>
+            </w:r>
+            <w:r>
+              <w:rPr>
+                <w:b w:val="0"/>
+                <w:i w:val="0"/>
+                <w:color w:val="1A1A1A"/>
+                <w:sz w:val="21"/>
+              </w:rPr>
+              <w:t xml:space="preserve">  The Notes slides and the worked half of each Example: the teacher writes, the class copies, and the OFF line is said out loud rather than printed.</w:t>
+            </w:r>
+          </w:p>
+          <w:p>
+            <w:pPr>
+              <w:spacing w:before="0" w:after="60"/>
+            </w:pPr>
+            <w:r>
+              <w:rPr>
+                <w:b/>
+                <w:i w:val="0"/>
+                <w:color w:val="1A1A1A"/>
+                <w:sz w:val="21"/>
+              </w:rPr>
+              <w:t>We do.</w:t>
+            </w:r>
+            <w:r>
+              <w:rPr>
+                <w:b w:val="0"/>
+                <w:i w:val="0"/>
+                <w:color w:val="1A1A1A"/>
+                <w:sz w:val="21"/>
+              </w:rPr>
+              <w:t xml:space="preserve">  Each Example's Your Turn: the same steps on the student's own numbers, revealed and named a minute later.</w:t>
+            </w:r>
+          </w:p>
+          <w:p>
+            <w:pPr>
+              <w:spacing w:before="0" w:after="80"/>
+            </w:pPr>
+            <w:r>
+              <w:rPr>
+                <w:b/>
+                <w:i w:val="0"/>
+                <w:color w:val="1A1A1A"/>
+                <w:sz w:val="21"/>
+              </w:rPr>
+              <w:t>You do.</w:t>
+            </w:r>
+            <w:r>
+              <w:rPr>
+                <w:b w:val="0"/>
+                <w:i w:val="0"/>
+                <w:color w:val="1A1A1A"/>
+                <w:sz w:val="21"/>
+              </w:rPr>
+              <w:t xml:space="preserve">  The nine-question whiteboard round (13 minutes) and then the six-question independent set, silent and written.</w:t>
+            </w:r>
+          </w:p>
+        </w:tc>
+      </w:tr>
+    </w:tbl>
     <w:p>
       <w:pPr>
-        <w:keepNext/>
-        <w:spacing w:before="200" w:after="120"/>
-        <w:pBdr>
-          <w:bottom w:val="single" w:sz="8" w:space="2" w:color="1A1A1A"/>
-        </w:pBdr>
+        <w:spacing w:after="0" w:before="0" w:line="20" w:lineRule="exact"/>
       </w:pPr>
       <w:r>
         <w:rPr>
-          <w:b/>
-          <w:i w:val="0"/>
-          <w:color w:val="1A1A1A"/>
-          <w:sz w:val="24"/>
+          <w:sz w:val="2"/>
         </w:rPr>
-        <w:t>6.  Gradual Release</w:t>
-      </w:r>
-    </w:p>
-    <w:p>
-      <w:pPr>
-        <w:spacing w:before="40" w:after="60"/>
-      </w:pPr>
-      <w:r>
-        <w:rPr>
-          <w:b/>
-          <w:i w:val="0"/>
-          <w:color w:val="1A1A1A"/>
-          <w:sz w:val="21"/>
-        </w:rPr>
-        <w:t>I do.</w:t>
-      </w:r>
-      <w:r>
-        <w:rPr>
-          <w:b w:val="0"/>
-          <w:i w:val="0"/>
-          <w:color w:val="1A1A1A"/>
-          <w:sz w:val="21"/>
-        </w:rPr>
-        <w:t xml:space="preserve">  The Notes slides and the worked half of each Example: the teacher writes, the class copies, and the OFF line is said out loud rather than printed.</w:t>
-      </w:r>
-    </w:p>
-    <w:p>
-      <w:pPr>
-        <w:spacing w:before="0" w:after="60"/>
-      </w:pPr>
-      <w:r>
-        <w:rPr>
-          <w:b/>
-          <w:i w:val="0"/>
-          <w:color w:val="1A1A1A"/>
-          <w:sz w:val="21"/>
-        </w:rPr>
-        <w:t>We do.</w:t>
-      </w:r>
-      <w:r>
-        <w:rPr>
-          <w:b w:val="0"/>
-          <w:i w:val="0"/>
-          <w:color w:val="1A1A1A"/>
-          <w:sz w:val="21"/>
-        </w:rPr>
-        <w:t xml:space="preserve">  Each Example's Your Turn: the same steps on the student's own numbers, revealed and named a minute later.</w:t>
-      </w:r>
-    </w:p>
-    <w:p>
-      <w:pPr>
-        <w:spacing w:before="0" w:after="80"/>
-      </w:pPr>
-      <w:r>
-        <w:rPr>
-          <w:b/>
-          <w:i w:val="0"/>
-          <w:color w:val="1A1A1A"/>
-          <w:sz w:val="21"/>
-        </w:rPr>
-        <w:t>You do.</w:t>
-      </w:r>
-      <w:r>
-        <w:rPr>
-          <w:b w:val="0"/>
-          <w:i w:val="0"/>
-          <w:color w:val="1A1A1A"/>
-          <w:sz w:val="21"/>
-        </w:rPr>
-        <w:t xml:space="preserve">  The nine-question whiteboard round (13 minutes) and then the six-question independent set, silent and written.</w:t>
       </w:r>
     </w:p>
     <w:p>
@@ -2989,6 +3125,7 @@
           </w:tcPr>
           <w:p>
             <w:pPr>
+              <w:keepNext/>
               <w:spacing w:after="0"/>
               <w:jc w:val="center"/>
             </w:pPr>
@@ -3022,6 +3159,7 @@
           </w:tcPr>
           <w:p>
             <w:pPr>
+              <w:keepNext/>
               <w:spacing w:after="0"/>
               <w:jc w:val="center"/>
             </w:pPr>
@@ -3338,6 +3476,7 @@
           </w:tcPr>
           <w:p>
             <w:pPr>
+              <w:keepNext/>
               <w:spacing w:after="0"/>
               <w:jc w:val="center"/>
             </w:pPr>
@@ -3371,6 +3510,7 @@
           </w:tcPr>
           <w:p>
             <w:pPr>
+              <w:keepNext/>
               <w:spacing w:after="0"/>
               <w:jc w:val="center"/>
             </w:pPr>
@@ -3404,6 +3544,7 @@
           </w:tcPr>
           <w:p>
             <w:pPr>
+              <w:keepNext/>
               <w:spacing w:after="0"/>
               <w:jc w:val="center"/>
             </w:pPr>
@@ -3437,6 +3578,7 @@
           </w:tcPr>
           <w:p>
             <w:pPr>
+              <w:keepNext/>
               <w:spacing w:after="0"/>
               <w:jc w:val="center"/>
             </w:pPr>
@@ -5416,379 +5558,522 @@
         <w:t xml:space="preserve">  When a board splits — no option holding about two-thirds of the room — sixty seconds of “convince the person next to you”, then re-vote, then reveal. The minute comes out of the whiteboard remainder.</w:t>
       </w:r>
     </w:p>
+    <w:tbl>
+      <w:tblPr>
+        <w:tblLayout w:type="fixed"/>
+        <w:tblLook w:firstColumn="1" w:firstRow="1" w:lastColumn="0" w:lastRow="0" w:noHBand="0" w:noVBand="1" w:val="04A0"/>
+        <w:tblLayout w:type="fixed"/>
+        <w:tblW w:w="9360" w:type="dxa"/>
+      </w:tblPr>
+      <w:tblGrid>
+        <w:gridCol w:w="9360"/>
+      </w:tblGrid>
+      <w:tr>
+        <w:trPr>
+          <w:cantSplit/>
+        </w:trPr>
+        <w:tc>
+          <w:tcPr>
+            <w:tcW w:type="dxa" w:w="9360"/>
+            <w:tcBorders>
+              <w:top w:val="nil"/>
+              <w:left w:val="nil"/>
+              <w:bottom w:val="nil"/>
+              <w:right w:val="nil"/>
+            </w:tcBorders>
+            <w:tcMar>
+              <w:top w:w="0" w:type="dxa"/>
+              <w:left w:w="0" w:type="dxa"/>
+              <w:bottom w:w="0" w:type="dxa"/>
+              <w:right w:w="0" w:type="dxa"/>
+            </w:tcMar>
+          </w:tcPr>
+          <w:p>
+            <w:pPr>
+              <w:keepNext/>
+              <w:spacing w:before="200" w:after="120"/>
+              <w:pBdr>
+                <w:bottom w:val="single" w:sz="8" w:space="2" w:color="1A1A1A"/>
+              </w:pBdr>
+            </w:pPr>
+            <w:r>
+              <w:rPr>
+                <w:b/>
+                <w:i w:val="0"/>
+                <w:color w:val="1A1A1A"/>
+                <w:sz w:val="24"/>
+              </w:rPr>
+              <w:t>9.  Differentiation</w:t>
+            </w:r>
+          </w:p>
+          <w:p>
+            <w:pPr>
+              <w:spacing w:before="40" w:after="60"/>
+            </w:pPr>
+            <w:r>
+              <w:rPr>
+                <w:b/>
+                <w:i w:val="0"/>
+                <w:color w:val="1A1A1A"/>
+                <w:sz w:val="21"/>
+              </w:rPr>
+              <w:t>ESE / IEP.</w:t>
+            </w:r>
+            <w:r>
+              <w:rPr>
+                <w:b w:val="0"/>
+                <w:i w:val="0"/>
+                <w:color w:val="1A1A1A"/>
+                <w:sz w:val="21"/>
+              </w:rPr>
+              <w:t xml:space="preserve">  Give a two-column organiser — COEFFICIENTS on the left, POWERS OF TEN on the right — and have the student split every expression into the two columns before computing anything. The regrouping step in Notes I becomes a physical act, and the two laws are then applied one column at a time.</w:t>
+            </w:r>
+          </w:p>
+          <w:p>
+            <w:pPr>
+              <w:spacing w:before="0" w:after="60"/>
+            </w:pPr>
+            <w:r>
+              <w:rPr>
+                <w:b/>
+                <w:i w:val="0"/>
+                <w:color w:val="1A1A1A"/>
+                <w:sz w:val="21"/>
+              </w:rPr>
+              <w:t>ELL.</w:t>
+            </w:r>
+            <w:r>
+              <w:rPr>
+                <w:b w:val="0"/>
+                <w:i w:val="0"/>
+                <w:color w:val="1A1A1A"/>
+                <w:sz w:val="21"/>
+              </w:rPr>
+              <w:t xml:space="preserve">  Product and quotient are the two nouns, multiply and divide the two verbs. Write them in pairs on the board — PRODUCT goes with MULTIPLY and ADD the exponents, QUOTIENT goes with DIVIDE and SUBTRACT the exponents — and read each board's operation aloud before the boards go up.</w:t>
+            </w:r>
+          </w:p>
+          <w:p>
+            <w:pPr>
+              <w:spacing w:before="0" w:after="80"/>
+            </w:pPr>
+            <w:r>
+              <w:rPr>
+                <w:b/>
+                <w:i w:val="0"/>
+                <w:color w:val="1A1A1A"/>
+                <w:sz w:val="21"/>
+              </w:rPr>
+              <w:t>Enrichment.</w:t>
+            </w:r>
+            <w:r>
+              <w:rPr>
+                <w:b w:val="0"/>
+                <w:i w:val="0"/>
+                <w:color w:val="1A1A1A"/>
+                <w:sz w:val="21"/>
+              </w:rPr>
+              <w:t xml:space="preserve">  Ask for (4 × 10</w:t>
+            </w:r>
+            <w:r>
+              <w:rPr>
+                <w:b w:val="0"/>
+                <w:i w:val="0"/>
+                <w:color w:val="1A1A1A"/>
+                <w:sz w:val="21"/>
+                <w:vertAlign w:val="superscript"/>
+              </w:rPr>
+              <w:t>5</w:t>
+            </w:r>
+            <w:r>
+              <w:rPr>
+                <w:b w:val="0"/>
+                <w:i w:val="0"/>
+                <w:color w:val="1A1A1A"/>
+                <w:sz w:val="21"/>
+              </w:rPr>
+              <w:t>)</w:t>
+            </w:r>
+            <w:r>
+              <w:rPr>
+                <w:b w:val="0"/>
+                <w:i w:val="0"/>
+                <w:color w:val="1A1A1A"/>
+                <w:sz w:val="21"/>
+                <w:vertAlign w:val="superscript"/>
+              </w:rPr>
+              <w:t>2</w:t>
+            </w:r>
+            <w:r>
+              <w:rPr>
+                <w:b w:val="0"/>
+                <w:i w:val="0"/>
+                <w:color w:val="1A1A1A"/>
+                <w:sz w:val="21"/>
+              </w:rPr>
+              <w:t xml:space="preserve"> without a calculator (1.6 × 10</w:t>
+            </w:r>
+            <w:r>
+              <w:rPr>
+                <w:b w:val="0"/>
+                <w:i w:val="0"/>
+                <w:color w:val="1A1A1A"/>
+                <w:sz w:val="21"/>
+                <w:vertAlign w:val="superscript"/>
+              </w:rPr>
+              <w:t>11</w:t>
+            </w:r>
+            <w:r>
+              <w:rPr>
+                <w:b w:val="0"/>
+                <w:i w:val="0"/>
+                <w:color w:val="1A1A1A"/>
+                <w:sz w:val="21"/>
+              </w:rPr>
+              <w:t>), then for the two numbers in scientific notation whose product is 1.2 × 10</w:t>
+            </w:r>
+            <w:r>
+              <w:rPr>
+                <w:b w:val="0"/>
+                <w:i w:val="0"/>
+                <w:color w:val="1A1A1A"/>
+                <w:sz w:val="21"/>
+                <w:vertAlign w:val="superscript"/>
+              </w:rPr>
+              <w:t>7</w:t>
+            </w:r>
+            <w:r>
+              <w:rPr>
+                <w:b w:val="0"/>
+                <w:i w:val="0"/>
+                <w:color w:val="1A1A1A"/>
+                <w:sz w:val="21"/>
+              </w:rPr>
+              <w:t xml:space="preserve"> and whose quotient is 1.2 × 10</w:t>
+            </w:r>
+            <w:r>
+              <w:rPr>
+                <w:b w:val="0"/>
+                <w:i w:val="0"/>
+                <w:color w:val="1A1A1A"/>
+                <w:sz w:val="21"/>
+                <w:vertAlign w:val="superscript"/>
+              </w:rPr>
+              <w:t>1</w:t>
+            </w:r>
+            <w:r>
+              <w:rPr>
+                <w:b w:val="0"/>
+                <w:i w:val="0"/>
+                <w:color w:val="1A1A1A"/>
+                <w:sz w:val="21"/>
+              </w:rPr>
+              <w:t xml:space="preserve"> (1.2 × 10</w:t>
+            </w:r>
+            <w:r>
+              <w:rPr>
+                <w:b w:val="0"/>
+                <w:i w:val="0"/>
+                <w:color w:val="1A1A1A"/>
+                <w:sz w:val="21"/>
+                <w:vertAlign w:val="superscript"/>
+              </w:rPr>
+              <w:t>4</w:t>
+            </w:r>
+            <w:r>
+              <w:rPr>
+                <w:b w:val="0"/>
+                <w:i w:val="0"/>
+                <w:color w:val="1A1A1A"/>
+                <w:sz w:val="21"/>
+              </w:rPr>
+              <w:t xml:space="preserve"> and 1 × 10</w:t>
+            </w:r>
+            <w:r>
+              <w:rPr>
+                <w:b w:val="0"/>
+                <w:i w:val="0"/>
+                <w:color w:val="1A1A1A"/>
+                <w:sz w:val="21"/>
+                <w:vertAlign w:val="superscript"/>
+              </w:rPr>
+              <w:t>3</w:t>
+            </w:r>
+            <w:r>
+              <w:rPr>
+                <w:b w:val="0"/>
+                <w:i w:val="0"/>
+                <w:color w:val="1A1A1A"/>
+                <w:sz w:val="21"/>
+              </w:rPr>
+              <w:t>).</w:t>
+            </w:r>
+          </w:p>
+        </w:tc>
+      </w:tr>
+    </w:tbl>
     <w:p>
       <w:pPr>
-        <w:keepNext/>
-        <w:spacing w:before="200" w:after="120"/>
-        <w:pBdr>
-          <w:bottom w:val="single" w:sz="8" w:space="2" w:color="1A1A1A"/>
-        </w:pBdr>
+        <w:spacing w:after="0" w:before="0" w:line="20" w:lineRule="exact"/>
       </w:pPr>
       <w:r>
         <w:rPr>
-          <w:b/>
-          <w:i w:val="0"/>
-          <w:color w:val="1A1A1A"/>
-          <w:sz w:val="24"/>
+          <w:sz w:val="2"/>
         </w:rPr>
-        <w:t>9.  Differentiation</w:t>
       </w:r>
     </w:p>
+    <w:tbl>
+      <w:tblPr>
+        <w:tblLayout w:type="fixed"/>
+        <w:tblLook w:firstColumn="1" w:firstRow="1" w:lastColumn="0" w:lastRow="0" w:noHBand="0" w:noVBand="1" w:val="04A0"/>
+        <w:tblLayout w:type="fixed"/>
+        <w:tblW w:w="9360" w:type="dxa"/>
+      </w:tblPr>
+      <w:tblGrid>
+        <w:gridCol w:w="9360"/>
+      </w:tblGrid>
+      <w:tr>
+        <w:trPr>
+          <w:cantSplit/>
+        </w:trPr>
+        <w:tc>
+          <w:tcPr>
+            <w:tcW w:type="dxa" w:w="9360"/>
+            <w:tcBorders>
+              <w:top w:val="nil"/>
+              <w:left w:val="nil"/>
+              <w:bottom w:val="nil"/>
+              <w:right w:val="nil"/>
+            </w:tcBorders>
+            <w:tcMar>
+              <w:top w:w="0" w:type="dxa"/>
+              <w:left w:w="0" w:type="dxa"/>
+              <w:bottom w:w="0" w:type="dxa"/>
+              <w:right w:w="0" w:type="dxa"/>
+            </w:tcMar>
+          </w:tcPr>
+          <w:p>
+            <w:pPr>
+              <w:keepNext/>
+              <w:spacing w:before="200" w:after="120"/>
+              <w:pBdr>
+                <w:bottom w:val="single" w:sz="8" w:space="2" w:color="1A1A1A"/>
+              </w:pBdr>
+            </w:pPr>
+            <w:r>
+              <w:rPr>
+                <w:b/>
+                <w:i w:val="0"/>
+                <w:color w:val="1A1A1A"/>
+                <w:sz w:val="24"/>
+              </w:rPr>
+              <w:t>10.  Closure, Vocabulary, Materials, Practice</w:t>
+            </w:r>
+          </w:p>
+          <w:p>
+            <w:pPr>
+              <w:spacing w:before="40" w:after="60"/>
+            </w:pPr>
+            <w:r>
+              <w:rPr>
+                <w:b/>
+                <w:i w:val="0"/>
+                <w:color w:val="1A1A1A"/>
+                <w:sz w:val="21"/>
+              </w:rPr>
+              <w:t>Closure.</w:t>
+            </w:r>
+            <w:r>
+              <w:rPr>
+                <w:b w:val="0"/>
+                <w:i w:val="0"/>
+                <w:color w:val="1A1A1A"/>
+                <w:sz w:val="21"/>
+              </w:rPr>
+              <w:t xml:space="preserve">  Board 9 is written work and it is the exit evidence: the student has to name Marcus's error and Sara's error separately and give 3 × 10</w:t>
+            </w:r>
+            <w:r>
+              <w:rPr>
+                <w:b w:val="0"/>
+                <w:i w:val="0"/>
+                <w:color w:val="1A1A1A"/>
+                <w:sz w:val="21"/>
+                <w:vertAlign w:val="superscript"/>
+              </w:rPr>
+              <w:t>5</w:t>
+            </w:r>
+            <w:r>
+              <w:rPr>
+                <w:b w:val="0"/>
+                <w:i w:val="0"/>
+                <w:color w:val="1A1A1A"/>
+                <w:sz w:val="21"/>
+              </w:rPr>
+              <w:t>. Read the boards, not the papers.</w:t>
+            </w:r>
+          </w:p>
+          <w:p>
+            <w:pPr>
+              <w:spacing w:before="0" w:after="60"/>
+            </w:pPr>
+            <w:r>
+              <w:rPr>
+                <w:b/>
+                <w:i w:val="0"/>
+                <w:color w:val="1A1A1A"/>
+                <w:sz w:val="21"/>
+              </w:rPr>
+              <w:t>Vocabulary.</w:t>
+            </w:r>
+            <w:r>
+              <w:rPr>
+                <w:b w:val="0"/>
+                <w:i w:val="0"/>
+                <w:color w:val="1A1A1A"/>
+                <w:sz w:val="21"/>
+              </w:rPr>
+              <w:t xml:space="preserve">  </w:t>
+            </w:r>
+            <w:r>
+              <w:rPr>
+                <w:b/>
+                <w:i w:val="0"/>
+                <w:color w:val="0B5394"/>
+                <w:sz w:val="21"/>
+              </w:rPr>
+              <w:t>product of powers law</w:t>
+            </w:r>
+            <w:r>
+              <w:rPr>
+                <w:b w:val="0"/>
+                <w:i w:val="0"/>
+                <w:color w:val="1A1A1A"/>
+                <w:sz w:val="21"/>
+              </w:rPr>
+              <w:t xml:space="preserve">; </w:t>
+            </w:r>
+            <w:r>
+              <w:rPr>
+                <w:b/>
+                <w:i w:val="0"/>
+                <w:color w:val="0B5394"/>
+                <w:sz w:val="21"/>
+              </w:rPr>
+              <w:t>quotient of powers law</w:t>
+            </w:r>
+            <w:r>
+              <w:rPr>
+                <w:b w:val="0"/>
+                <w:i w:val="0"/>
+                <w:color w:val="1A1A1A"/>
+                <w:sz w:val="21"/>
+              </w:rPr>
+              <w:t xml:space="preserve">; </w:t>
+            </w:r>
+            <w:r>
+              <w:rPr>
+                <w:b/>
+                <w:i w:val="0"/>
+                <w:color w:val="0B5394"/>
+                <w:sz w:val="21"/>
+              </w:rPr>
+              <w:t>regrouping a product</w:t>
+            </w:r>
+          </w:p>
+          <w:p>
+            <w:pPr>
+              <w:spacing w:before="0" w:after="60"/>
+            </w:pPr>
+            <w:r>
+              <w:rPr>
+                <w:b/>
+                <w:i w:val="0"/>
+                <w:color w:val="1A1A1A"/>
+                <w:sz w:val="21"/>
+              </w:rPr>
+              <w:t>Materials.</w:t>
+            </w:r>
+            <w:r>
+              <w:rPr>
+                <w:b w:val="0"/>
+                <w:i w:val="0"/>
+                <w:color w:val="1A1A1A"/>
+                <w:sz w:val="21"/>
+              </w:rPr>
+              <w:t xml:space="preserve">  Whiteboards and markers. Calculators are allowed on everything; a calculator is the fastest way to settle whether 6 × 10</w:t>
+            </w:r>
+            <w:r>
+              <w:rPr>
+                <w:b w:val="0"/>
+                <w:i w:val="0"/>
+                <w:color w:val="1A1A1A"/>
+                <w:sz w:val="21"/>
+                <w:vertAlign w:val="superscript"/>
+              </w:rPr>
+              <w:t>9</w:t>
+            </w:r>
+            <w:r>
+              <w:rPr>
+                <w:b w:val="0"/>
+                <w:i w:val="0"/>
+                <w:color w:val="1A1A1A"/>
+                <w:sz w:val="21"/>
+              </w:rPr>
+              <w:t xml:space="preserve"> and 6 × 10</w:t>
+            </w:r>
+            <w:r>
+              <w:rPr>
+                <w:b w:val="0"/>
+                <w:i w:val="0"/>
+                <w:color w:val="1A1A1A"/>
+                <w:sz w:val="21"/>
+                <w:vertAlign w:val="superscript"/>
+              </w:rPr>
+              <w:t>20</w:t>
+            </w:r>
+            <w:r>
+              <w:rPr>
+                <w:b w:val="0"/>
+                <w:i w:val="0"/>
+                <w:color w:val="1A1A1A"/>
+                <w:sz w:val="21"/>
+              </w:rPr>
+              <w:t xml:space="preserve"> could possibly both be the answer to whiteboard 5.</w:t>
+            </w:r>
+          </w:p>
+          <w:p>
+            <w:pPr>
+              <w:spacing w:before="0" w:after="80"/>
+            </w:pPr>
+            <w:r>
+              <w:rPr>
+                <w:b/>
+                <w:i w:val="0"/>
+                <w:color w:val="1A1A1A"/>
+                <w:sz w:val="21"/>
+              </w:rPr>
+              <w:t>Practice.</w:t>
+            </w:r>
+            <w:r>
+              <w:rPr>
+                <w:b w:val="0"/>
+                <w:i w:val="0"/>
+                <w:color w:val="1A1A1A"/>
+                <w:sz w:val="21"/>
+              </w:rPr>
+              <w:t xml:space="preserve">  The six-question independent set is worked silently in class; whatever is not finished goes home. IXL, all skills required to a SmartScore of 67, due at the start of the next class: Multiply numbers written in scientific notation — YZU; Divide numbers written in scientific notation — SGT.</w:t>
+            </w:r>
+          </w:p>
+        </w:tc>
+      </w:tr>
+    </w:tbl>
     <w:p>
       <w:pPr>
-        <w:spacing w:before="40" w:after="60"/>
+        <w:spacing w:after="0" w:before="0" w:line="20" w:lineRule="exact"/>
       </w:pPr>
       <w:r>
         <w:rPr>
-          <w:b/>
-          <w:i w:val="0"/>
-          <w:color w:val="1A1A1A"/>
-          <w:sz w:val="21"/>
+          <w:sz w:val="2"/>
         </w:rPr>
-        <w:t>ESE / IEP.</w:t>
-      </w:r>
-      <w:r>
-        <w:rPr>
-          <w:b w:val="0"/>
-          <w:i w:val="0"/>
-          <w:color w:val="1A1A1A"/>
-          <w:sz w:val="21"/>
-        </w:rPr>
-        <w:t xml:space="preserve">  Give a two-column organiser — COEFFICIENTS on the left, POWERS OF TEN on the right — and have the student split every expression into the two columns before computing anything. The regrouping step in Notes I becomes a physical act, and the two laws are then applied one column at a time.</w:t>
-      </w:r>
-    </w:p>
-    <w:p>
-      <w:pPr>
-        <w:spacing w:before="0" w:after="60"/>
-      </w:pPr>
-      <w:r>
-        <w:rPr>
-          <w:b/>
-          <w:i w:val="0"/>
-          <w:color w:val="1A1A1A"/>
-          <w:sz w:val="21"/>
-        </w:rPr>
-        <w:t>ELL.</w:t>
-      </w:r>
-      <w:r>
-        <w:rPr>
-          <w:b w:val="0"/>
-          <w:i w:val="0"/>
-          <w:color w:val="1A1A1A"/>
-          <w:sz w:val="21"/>
-        </w:rPr>
-        <w:t xml:space="preserve">  Product and quotient are the two nouns, multiply and divide the two verbs. Write them in pairs on the board — PRODUCT goes with MULTIPLY and ADD the exponents, QUOTIENT goes with DIVIDE and SUBTRACT the exponents — and read each board's operation aloud before the boards go up.</w:t>
-      </w:r>
-    </w:p>
-    <w:p>
-      <w:pPr>
-        <w:spacing w:before="0" w:after="80"/>
-      </w:pPr>
-      <w:r>
-        <w:rPr>
-          <w:b/>
-          <w:i w:val="0"/>
-          <w:color w:val="1A1A1A"/>
-          <w:sz w:val="21"/>
-        </w:rPr>
-        <w:t>Enrichment.</w:t>
-      </w:r>
-      <w:r>
-        <w:rPr>
-          <w:b w:val="0"/>
-          <w:i w:val="0"/>
-          <w:color w:val="1A1A1A"/>
-          <w:sz w:val="21"/>
-        </w:rPr>
-        <w:t xml:space="preserve">  Ask for (4 × 10</w:t>
-      </w:r>
-      <w:r>
-        <w:rPr>
-          <w:b w:val="0"/>
-          <w:i w:val="0"/>
-          <w:color w:val="1A1A1A"/>
-          <w:sz w:val="21"/>
-          <w:vertAlign w:val="superscript"/>
-        </w:rPr>
-        <w:t>5</w:t>
-      </w:r>
-      <w:r>
-        <w:rPr>
-          <w:b w:val="0"/>
-          <w:i w:val="0"/>
-          <w:color w:val="1A1A1A"/>
-          <w:sz w:val="21"/>
-        </w:rPr>
-        <w:t>)</w:t>
-      </w:r>
-      <w:r>
-        <w:rPr>
-          <w:b w:val="0"/>
-          <w:i w:val="0"/>
-          <w:color w:val="1A1A1A"/>
-          <w:sz w:val="21"/>
-          <w:vertAlign w:val="superscript"/>
-        </w:rPr>
-        <w:t>2</w:t>
-      </w:r>
-      <w:r>
-        <w:rPr>
-          <w:b w:val="0"/>
-          <w:i w:val="0"/>
-          <w:color w:val="1A1A1A"/>
-          <w:sz w:val="21"/>
-        </w:rPr>
-        <w:t xml:space="preserve"> without a calculator, then for the two numbers whose product is 1.2 × 10</w:t>
-      </w:r>
-      <w:r>
-        <w:rPr>
-          <w:b w:val="0"/>
-          <w:i w:val="0"/>
-          <w:color w:val="1A1A1A"/>
-          <w:sz w:val="21"/>
-          <w:vertAlign w:val="superscript"/>
-        </w:rPr>
-        <w:t>7</w:t>
-      </w:r>
-      <w:r>
-        <w:rPr>
-          <w:b w:val="0"/>
-          <w:i w:val="0"/>
-          <w:color w:val="1A1A1A"/>
-          <w:sz w:val="21"/>
-        </w:rPr>
-        <w:t xml:space="preserve"> and whose quotient is 3 × 10</w:t>
-      </w:r>
-      <w:r>
-        <w:rPr>
-          <w:b w:val="0"/>
-          <w:i w:val="0"/>
-          <w:color w:val="1A1A1A"/>
-          <w:sz w:val="21"/>
-          <w:vertAlign w:val="superscript"/>
-        </w:rPr>
-        <w:t>1</w:t>
-      </w:r>
-      <w:r>
-        <w:rPr>
-          <w:b w:val="0"/>
-          <w:i w:val="0"/>
-          <w:color w:val="1A1A1A"/>
-          <w:sz w:val="21"/>
-        </w:rPr>
-        <w:t>.</w:t>
-      </w:r>
-    </w:p>
-    <w:p>
-      <w:pPr>
-        <w:keepNext/>
-        <w:spacing w:before="200" w:after="120"/>
-        <w:pBdr>
-          <w:bottom w:val="single" w:sz="8" w:space="2" w:color="1A1A1A"/>
-        </w:pBdr>
-      </w:pPr>
-      <w:r>
-        <w:rPr>
-          <w:b/>
-          <w:i w:val="0"/>
-          <w:color w:val="1A1A1A"/>
-          <w:sz w:val="24"/>
-        </w:rPr>
-        <w:t>10.  Closure, Vocabulary, Materials, Practice</w:t>
-      </w:r>
-    </w:p>
-    <w:p>
-      <w:pPr>
-        <w:spacing w:before="40" w:after="60"/>
-      </w:pPr>
-      <w:r>
-        <w:rPr>
-          <w:b/>
-          <w:i w:val="0"/>
-          <w:color w:val="1A1A1A"/>
-          <w:sz w:val="21"/>
-        </w:rPr>
-        <w:t>Closure.</w:t>
-      </w:r>
-      <w:r>
-        <w:rPr>
-          <w:b w:val="0"/>
-          <w:i w:val="0"/>
-          <w:color w:val="1A1A1A"/>
-          <w:sz w:val="21"/>
-        </w:rPr>
-        <w:t xml:space="preserve">  Board 9 is written work and it is the exit evidence: the student has to name Marcus's error and Sara's error separately and give 3 × 10</w:t>
-      </w:r>
-      <w:r>
-        <w:rPr>
-          <w:b w:val="0"/>
-          <w:i w:val="0"/>
-          <w:color w:val="1A1A1A"/>
-          <w:sz w:val="21"/>
-          <w:vertAlign w:val="superscript"/>
-        </w:rPr>
-        <w:t>5</w:t>
-      </w:r>
-      <w:r>
-        <w:rPr>
-          <w:b w:val="0"/>
-          <w:i w:val="0"/>
-          <w:color w:val="1A1A1A"/>
-          <w:sz w:val="21"/>
-        </w:rPr>
-        <w:t>. Read the boards, not the papers.</w:t>
-      </w:r>
-    </w:p>
-    <w:p>
-      <w:pPr>
-        <w:spacing w:before="0" w:after="60"/>
-      </w:pPr>
-      <w:r>
-        <w:rPr>
-          <w:b/>
-          <w:i w:val="0"/>
-          <w:color w:val="1A1A1A"/>
-          <w:sz w:val="21"/>
-        </w:rPr>
-        <w:t>Vocabulary.</w:t>
-      </w:r>
-      <w:r>
-        <w:rPr>
-          <w:b w:val="0"/>
-          <w:i w:val="0"/>
-          <w:color w:val="1A1A1A"/>
-          <w:sz w:val="21"/>
-        </w:rPr>
-        <w:t xml:space="preserve">  </w:t>
-      </w:r>
-      <w:r>
-        <w:rPr>
-          <w:b/>
-          <w:i w:val="0"/>
-          <w:color w:val="0B5394"/>
-          <w:sz w:val="21"/>
-        </w:rPr>
-        <w:t>product of powers law</w:t>
-      </w:r>
-      <w:r>
-        <w:rPr>
-          <w:b w:val="0"/>
-          <w:i w:val="0"/>
-          <w:color w:val="1A1A1A"/>
-          <w:sz w:val="21"/>
-        </w:rPr>
-        <w:t xml:space="preserve">; </w:t>
-      </w:r>
-      <w:r>
-        <w:rPr>
-          <w:b/>
-          <w:i w:val="0"/>
-          <w:color w:val="0B5394"/>
-          <w:sz w:val="21"/>
-        </w:rPr>
-        <w:t>quotient of powers law</w:t>
-      </w:r>
-      <w:r>
-        <w:rPr>
-          <w:b w:val="0"/>
-          <w:i w:val="0"/>
-          <w:color w:val="1A1A1A"/>
-          <w:sz w:val="21"/>
-        </w:rPr>
-        <w:t xml:space="preserve">; </w:t>
-      </w:r>
-      <w:r>
-        <w:rPr>
-          <w:b/>
-          <w:i w:val="0"/>
-          <w:color w:val="0B5394"/>
-          <w:sz w:val="21"/>
-        </w:rPr>
-        <w:t>regrouping a product</w:t>
-      </w:r>
-    </w:p>
-    <w:p>
-      <w:pPr>
-        <w:spacing w:before="0" w:after="60"/>
-      </w:pPr>
-      <w:r>
-        <w:rPr>
-          <w:b/>
-          <w:i w:val="0"/>
-          <w:color w:val="1A1A1A"/>
-          <w:sz w:val="21"/>
-        </w:rPr>
-        <w:t>Materials.</w:t>
-      </w:r>
-      <w:r>
-        <w:rPr>
-          <w:b w:val="0"/>
-          <w:i w:val="0"/>
-          <w:color w:val="1A1A1A"/>
-          <w:sz w:val="21"/>
-        </w:rPr>
-        <w:t xml:space="preserve">  Whiteboards and markers. Calculators are allowed on everything; a calculator is the fastest way to settle whether 6 × 10</w:t>
-      </w:r>
-      <w:r>
-        <w:rPr>
-          <w:b w:val="0"/>
-          <w:i w:val="0"/>
-          <w:color w:val="1A1A1A"/>
-          <w:sz w:val="21"/>
-          <w:vertAlign w:val="superscript"/>
-        </w:rPr>
-        <w:t>9</w:t>
-      </w:r>
-      <w:r>
-        <w:rPr>
-          <w:b w:val="0"/>
-          <w:i w:val="0"/>
-          <w:color w:val="1A1A1A"/>
-          <w:sz w:val="21"/>
-        </w:rPr>
-        <w:t xml:space="preserve"> and 6 × 10</w:t>
-      </w:r>
-      <w:r>
-        <w:rPr>
-          <w:b w:val="0"/>
-          <w:i w:val="0"/>
-          <w:color w:val="1A1A1A"/>
-          <w:sz w:val="21"/>
-          <w:vertAlign w:val="superscript"/>
-        </w:rPr>
-        <w:t>20</w:t>
-      </w:r>
-      <w:r>
-        <w:rPr>
-          <w:b w:val="0"/>
-          <w:i w:val="0"/>
-          <w:color w:val="1A1A1A"/>
-          <w:sz w:val="21"/>
-        </w:rPr>
-        <w:t xml:space="preserve"> could possibly both be the answer to whiteboard 5.</w:t>
-      </w:r>
-    </w:p>
-    <w:p>
-      <w:pPr>
-        <w:spacing w:before="0" w:after="80"/>
-      </w:pPr>
-      <w:r>
-        <w:rPr>
-          <w:b/>
-          <w:i w:val="0"/>
-          <w:color w:val="1A1A1A"/>
-          <w:sz w:val="21"/>
-        </w:rPr>
-        <w:t>Practice.</w:t>
-      </w:r>
-      <w:r>
-        <w:rPr>
-          <w:b w:val="0"/>
-          <w:i w:val="0"/>
-          <w:color w:val="1A1A1A"/>
-          <w:sz w:val="21"/>
-        </w:rPr>
-        <w:t xml:space="preserve">  The six-question independent set is worked silently in class; whatever is not finished goes home. IXL, all skills required to a SmartScore of 67, due at the start of the next class: Multiply numbers written in scientific notation — YZU; Divide numbers written in scientific notation — SGT.</w:t>
       </w:r>
     </w:p>
     <w:sectPr>

--- a/a7/build/out/u4/A7 4.02  Lesson Plan.docx
+++ b/a7/build/out/u4/A7 4.02  Lesson Plan.docx
@@ -4584,7 +4584,7 @@
                 <w:color w:val="9E1B32"/>
                 <w:sz w:val="18"/>
               </w:rPr>
-              <w:t>A — 6 × 10</w:t>
+              <w:t>C — 6 × 10</w:t>
             </w:r>
             <w:r>
               <w:rPr>
@@ -4625,7 +4625,7 @@
                 <w:color w:val="1A1A1A"/>
                 <w:sz w:val="18"/>
               </w:rPr>
-              <w:t>(B) the exponents were multiplied [B1G-M 8.NSO.1.5 named misconception: (2 × 10</w:t>
+              <w:t>(A) the exponents were subtracted, 4 − 5 [8.NSO.1.5: multiplication adds the exponents]; (B) the exponents were multiplied [B1G-M 8.NSO.1.5 named misconception: (2 × 10</w:t>
             </w:r>
             <w:r>
               <w:rPr>
@@ -4682,7 +4682,7 @@
                 <w:color w:val="1A1A1A"/>
                 <w:sz w:val="18"/>
               </w:rPr>
-              <w:t>]; (C) the coefficients were added instead of multiplied [8.NSO.1.5: the operation is multiplication]; (D) the exponents were subtracted, 4 − 5 [8.NSO.1.5: multiplication adds the exponents]</w:t>
+              <w:t>]; (D) the coefficients were added instead of multiplied [8.NSO.1.5: the operation is multiplication]</w:t>
             </w:r>
           </w:p>
         </w:tc>
@@ -4818,7 +4818,7 @@
                 <w:color w:val="9E1B32"/>
                 <w:sz w:val="18"/>
               </w:rPr>
-              <w:t>A — 2 × 10</w:t>
+              <w:t>D — 2 × 10</w:t>
             </w:r>
             <w:r>
               <w:rPr>
@@ -4859,7 +4859,7 @@
                 <w:color w:val="1A1A1A"/>
                 <w:sz w:val="18"/>
               </w:rPr>
-              <w:t>(B) equal in value, but 20 is not less than 10 [B1G-M 8.NSO.1.5 named misconception: leaving 12 × 10</w:t>
+              <w:t>(A) the coefficient was repaired but the exponent was not raised [8.NSO.1.5: point one place left, exponent up one]; (B) equal in value, but 20 is not less than 10 [B1G-M 8.NSO.1.5 named misconception: leaving 12 × 10</w:t>
             </w:r>
             <w:r>
               <w:rPr>
@@ -4897,7 +4897,7 @@
                 <w:color w:val="1A1A1A"/>
                 <w:sz w:val="18"/>
               </w:rPr>
-              <w:t>]; (C) the coefficient was repaired but the exponent was not raised [8.NSO.1.5: point one place left, exponent up one]; (D) the exponents were multiplied and the coefficient was left over 10 [8.NSO.1.5]</w:t>
+              <w:t>]; (C) the exponents were multiplied and the coefficient was left over 10 [8.NSO.1.5]</w:t>
             </w:r>
           </w:p>
         </w:tc>
